--- a/SE-Assessments-1/Section-A/Session-2.docx
+++ b/SE-Assessments-1/Section-A/Session-2.docx
@@ -7,6 +7,34 @@
         <w:rPr>
           <w:b/>
           <w:bCs/>
+          <w:sz w:val="32"/>
+          <w:szCs w:val="32"/>
+        </w:rPr>
+      </w:pPr>
+      <w:r>
+        <w:rPr>
+          <w:b/>
+          <w:bCs/>
+          <w:sz w:val="32"/>
+          <w:szCs w:val="32"/>
+        </w:rPr>
+        <w:t>Section-A</w:t>
+      </w:r>
+      <w:r>
+        <w:rPr>
+          <w:b/>
+          <w:bCs/>
+          <w:sz w:val="32"/>
+          <w:szCs w:val="32"/>
+        </w:rPr>
+        <w:t>(2)</w:t>
+      </w:r>
+    </w:p>
+    <w:p>
+      <w:pPr>
+        <w:rPr>
+          <w:b/>
+          <w:bCs/>
           <w:sz w:val="28"/>
           <w:szCs w:val="28"/>
         </w:rPr>
@@ -369,6 +397,7 @@
           <w:sz w:val="28"/>
           <w:szCs w:val="28"/>
         </w:rPr>
+        <w:lastRenderedPageBreak/>
         <w:t>git checkout -b feature-name — Creates a new branch and switches to it, allowing the developer to work on a feature without changing main.</w:t>
       </w:r>
     </w:p>
@@ -388,7 +417,6 @@
           <w:sz w:val="28"/>
           <w:szCs w:val="28"/>
         </w:rPr>
-        <w:lastRenderedPageBreak/>
         <w:t xml:space="preserve">git </w:t>
       </w:r>
       <w:proofErr w:type="gramStart"/>
